--- a/Backend/Director_Disclosure/Output_Disclosures/2024-25/ADANI_POWER_LIMITED/DIR-8/DIR8_Rajesh_Shantilal_Adani_00006322.docx
+++ b/Backend/Director_Disclosure/Output_Disclosures/2024-25/ADANI_POWER_LIMITED/DIR-8/DIR8_Rajesh_Shantilal_Adani_00006322.docx
@@ -189,7 +189,7 @@
           <w:b w:val="0"/>
           <w:sz w:val="23"/>
         </w:rPr>
-        <w:t>I, Rajesh Shantilal Adani, son/daughter of Mr. {{FATHER_NAME}}, resident of Shanti Sagar Bunglow, Rajpath Club to Bopal Road Near Kantam Party Plot Cross Road, Bodak Ahmedabad 380059 GJ IN, India hereby give notice that I am/was a Director in the following companies during the last three years:-</w:t>
+        <w:t>I, RAJESH SHANTILAL ADANI, son/daughter of Mr. {{FATHER_NAME}}, resident of Shanti Sagar Bunglow, Rajpath Club to Bopal Road Near Kantam Party Plot Cross Road, Bodak Ahmedabad 380059 GJ IN, India hereby give notice that I am/was a Director in the following companies during the last three years:-</w:t>
       </w:r>
     </w:p>
     <w:p>
@@ -340,6 +340,68 @@
                 <w:b w:val="0"/>
                 <w:sz w:val="23"/>
               </w:rPr>
+              <w:t>ADANI CEMENTS LIMITED</w:t>
+            </w:r>
+          </w:p>
+        </w:tc>
+        <w:tc>
+          <w:tcPr>
+            <w:tcW w:type="dxa" w:w="2610"/>
+          </w:tcPr>
+          <w:p>
+            <w:pPr>
+              <w:spacing w:after="0"/>
+              <w:jc w:val="center"/>
+            </w:pPr>
+          </w:p>
+        </w:tc>
+        <w:tc>
+          <w:tcPr>
+            <w:tcW w:type="dxa" w:w="2250"/>
+          </w:tcPr>
+          <w:p>
+            <w:pPr>
+              <w:spacing w:after="0"/>
+              <w:jc w:val="center"/>
+            </w:pPr>
+          </w:p>
+        </w:tc>
+      </w:tr>
+      <w:tr>
+        <w:tc>
+          <w:tcPr>
+            <w:tcW w:type="dxa" w:w="636"/>
+          </w:tcPr>
+          <w:p>
+            <w:pPr>
+              <w:spacing w:after="0"/>
+              <w:ind w:left="360"/>
+            </w:pPr>
+            <w:r>
+              <w:rPr>
+                <w:rFonts w:ascii="Adani" w:hAnsi="Adani" w:eastAsia="Adani" w:cs="Adani"/>
+                <w:b w:val="0"/>
+                <w:sz w:val="23"/>
+              </w:rPr>
+              <w:t>2</w:t>
+            </w:r>
+          </w:p>
+        </w:tc>
+        <w:tc>
+          <w:tcPr>
+            <w:tcW w:type="dxa" w:w="3864"/>
+          </w:tcPr>
+          <w:p>
+            <w:pPr>
+              <w:spacing w:after="0"/>
+              <w:jc w:val="both"/>
+            </w:pPr>
+            <w:r>
+              <w:rPr>
+                <w:rFonts w:ascii="Adani" w:hAnsi="Adani" w:eastAsia="Adani" w:cs="Adani"/>
+                <w:b w:val="0"/>
+                <w:sz w:val="23"/>
+              </w:rPr>
               <w:t>ADANI FOUNDATION</w:t>
             </w:r>
           </w:p>
@@ -391,7 +453,7 @@
                 <w:b w:val="0"/>
                 <w:sz w:val="23"/>
               </w:rPr>
-              <w:t>2</w:t>
+              <w:t>3</w:t>
             </w:r>
           </w:p>
         </w:tc>
@@ -461,7 +523,7 @@
                 <w:b w:val="0"/>
                 <w:sz w:val="23"/>
               </w:rPr>
-              <w:t>3</w:t>
+              <w:t>4</w:t>
             </w:r>
           </w:p>
         </w:tc>
@@ -531,7 +593,7 @@
                 <w:b w:val="0"/>
                 <w:sz w:val="23"/>
               </w:rPr>
-              <w:t>4</w:t>
+              <w:t>5</w:t>
             </w:r>
           </w:p>
         </w:tc>
@@ -601,7 +663,147 @@
                 <w:b w:val="0"/>
                 <w:sz w:val="23"/>
               </w:rPr>
-              <w:t>5</w:t>
+              <w:t>6</w:t>
+            </w:r>
+          </w:p>
+        </w:tc>
+        <w:tc>
+          <w:tcPr>
+            <w:tcW w:type="dxa" w:w="3864"/>
+          </w:tcPr>
+          <w:p>
+            <w:pPr>
+              <w:spacing w:after="0"/>
+              <w:jc w:val="both"/>
+            </w:pPr>
+            <w:r>
+              <w:rPr>
+                <w:rFonts w:ascii="Adani" w:hAnsi="Adani" w:eastAsia="Adani" w:cs="Adani"/>
+                <w:b w:val="0"/>
+                <w:sz w:val="23"/>
+              </w:rPr>
+              <w:t>ADANI TRADELINE LLP</w:t>
+            </w:r>
+          </w:p>
+        </w:tc>
+        <w:tc>
+          <w:tcPr>
+            <w:tcW w:type="dxa" w:w="2610"/>
+          </w:tcPr>
+          <w:p>
+            <w:pPr>
+              <w:spacing w:after="0"/>
+              <w:jc w:val="center"/>
+            </w:pPr>
+            <w:r>
+              <w:rPr>
+                <w:rFonts w:ascii="Adani" w:hAnsi="Adani" w:eastAsia="Adani" w:cs="Adani"/>
+                <w:b w:val="0"/>
+                <w:sz w:val="23"/>
+              </w:rPr>
+              <w:t>31/03/2017</w:t>
+            </w:r>
+          </w:p>
+        </w:tc>
+        <w:tc>
+          <w:tcPr>
+            <w:tcW w:type="dxa" w:w="2250"/>
+          </w:tcPr>
+          <w:p>
+            <w:pPr>
+              <w:spacing w:after="0"/>
+              <w:jc w:val="center"/>
+            </w:pPr>
+          </w:p>
+        </w:tc>
+      </w:tr>
+      <w:tr>
+        <w:tc>
+          <w:tcPr>
+            <w:tcW w:type="dxa" w:w="636"/>
+          </w:tcPr>
+          <w:p>
+            <w:pPr>
+              <w:spacing w:after="0"/>
+              <w:ind w:left="360"/>
+            </w:pPr>
+            <w:r>
+              <w:rPr>
+                <w:rFonts w:ascii="Adani" w:hAnsi="Adani" w:eastAsia="Adani" w:cs="Adani"/>
+                <w:b w:val="0"/>
+                <w:sz w:val="23"/>
+              </w:rPr>
+              <w:t>7</w:t>
+            </w:r>
+          </w:p>
+        </w:tc>
+        <w:tc>
+          <w:tcPr>
+            <w:tcW w:type="dxa" w:w="3864"/>
+          </w:tcPr>
+          <w:p>
+            <w:pPr>
+              <w:spacing w:after="0"/>
+              <w:jc w:val="both"/>
+            </w:pPr>
+            <w:r>
+              <w:rPr>
+                <w:rFonts w:ascii="Adani" w:hAnsi="Adani" w:eastAsia="Adani" w:cs="Adani"/>
+                <w:b w:val="0"/>
+                <w:sz w:val="23"/>
+              </w:rPr>
+              <w:t>ADANI TRADING SERVICES LLP</w:t>
+            </w:r>
+          </w:p>
+        </w:tc>
+        <w:tc>
+          <w:tcPr>
+            <w:tcW w:type="dxa" w:w="2610"/>
+          </w:tcPr>
+          <w:p>
+            <w:pPr>
+              <w:spacing w:after="0"/>
+              <w:jc w:val="center"/>
+            </w:pPr>
+            <w:r>
+              <w:rPr>
+                <w:rFonts w:ascii="Adani" w:hAnsi="Adani" w:eastAsia="Adani" w:cs="Adani"/>
+                <w:b w:val="0"/>
+                <w:sz w:val="23"/>
+              </w:rPr>
+              <w:t>15/03/2017</w:t>
+            </w:r>
+          </w:p>
+        </w:tc>
+        <w:tc>
+          <w:tcPr>
+            <w:tcW w:type="dxa" w:w="2250"/>
+          </w:tcPr>
+          <w:p>
+            <w:pPr>
+              <w:spacing w:after="0"/>
+              <w:jc w:val="center"/>
+            </w:pPr>
+          </w:p>
+        </w:tc>
+      </w:tr>
+      <w:tr>
+        <w:tc>
+          <w:tcPr>
+            <w:tcW w:type="dxa" w:w="636"/>
+          </w:tcPr>
+          <w:p>
+            <w:pPr>
+              <w:spacing w:after="0"/>
+              <w:ind w:left="360"/>
+            </w:pPr>
+            <w:r>
+              <w:rPr>
+                <w:rFonts w:ascii="Adani" w:hAnsi="Adani" w:eastAsia="Adani" w:cs="Adani"/>
+                <w:b w:val="0"/>
+                <w:sz w:val="23"/>
+              </w:rPr>
+              <w:t>8</w:t>
             </w:r>
           </w:p>
         </w:tc>
@@ -671,7 +873,7 @@
                 <w:b w:val="0"/>
                 <w:sz w:val="23"/>
               </w:rPr>
-              <w:t>6</w:t>
+              <w:t>9</w:t>
             </w:r>
           </w:p>
         </w:tc>
@@ -741,7 +943,7 @@
                 <w:b w:val="0"/>
                 <w:sz w:val="23"/>
               </w:rPr>
-              <w:t>7</w:t>
+              <w:t>10</w:t>
             </w:r>
           </w:p>
         </w:tc>
@@ -811,7 +1013,77 @@
                 <w:b w:val="0"/>
                 <w:sz w:val="23"/>
               </w:rPr>
-              <w:t>8</w:t>
+              <w:t>11</w:t>
+            </w:r>
+          </w:p>
+        </w:tc>
+        <w:tc>
+          <w:tcPr>
+            <w:tcW w:type="dxa" w:w="3864"/>
+          </w:tcPr>
+          <w:p>
+            <w:pPr>
+              <w:spacing w:after="0"/>
+              <w:jc w:val="both"/>
+            </w:pPr>
+            <w:r>
+              <w:rPr>
+                <w:rFonts w:ascii="Adani" w:hAnsi="Adani" w:eastAsia="Adani" w:cs="Adani"/>
+                <w:b w:val="0"/>
+                <w:sz w:val="23"/>
+              </w:rPr>
+              <w:t>ADANI ADVISORY LLP</w:t>
+            </w:r>
+          </w:p>
+        </w:tc>
+        <w:tc>
+          <w:tcPr>
+            <w:tcW w:type="dxa" w:w="2610"/>
+          </w:tcPr>
+          <w:p>
+            <w:pPr>
+              <w:spacing w:after="0"/>
+              <w:jc w:val="center"/>
+            </w:pPr>
+            <w:r>
+              <w:rPr>
+                <w:rFonts w:ascii="Adani" w:hAnsi="Adani" w:eastAsia="Adani" w:cs="Adani"/>
+                <w:b w:val="0"/>
+                <w:sz w:val="23"/>
+              </w:rPr>
+              <w:t>15/06/2011</w:t>
+            </w:r>
+          </w:p>
+        </w:tc>
+        <w:tc>
+          <w:tcPr>
+            <w:tcW w:type="dxa" w:w="2250"/>
+          </w:tcPr>
+          <w:p>
+            <w:pPr>
+              <w:spacing w:after="0"/>
+              <w:jc w:val="center"/>
+            </w:pPr>
+          </w:p>
+        </w:tc>
+      </w:tr>
+      <w:tr>
+        <w:tc>
+          <w:tcPr>
+            <w:tcW w:type="dxa" w:w="636"/>
+          </w:tcPr>
+          <w:p>
+            <w:pPr>
+              <w:spacing w:after="0"/>
+              <w:ind w:left="360"/>
+            </w:pPr>
+            <w:r>
+              <w:rPr>
+                <w:rFonts w:ascii="Adani" w:hAnsi="Adani" w:eastAsia="Adani" w:cs="Adani"/>
+                <w:b w:val="0"/>
+                <w:sz w:val="23"/>
+              </w:rPr>
+              <w:t>12</w:t>
             </w:r>
           </w:p>
         </w:tc>
@@ -881,7 +1153,77 @@
                 <w:b w:val="0"/>
                 <w:sz w:val="23"/>
               </w:rPr>
-              <w:t>9</w:t>
+              <w:t>13</w:t>
+            </w:r>
+          </w:p>
+        </w:tc>
+        <w:tc>
+          <w:tcPr>
+            <w:tcW w:type="dxa" w:w="3864"/>
+          </w:tcPr>
+          <w:p>
+            <w:pPr>
+              <w:spacing w:after="0"/>
+              <w:jc w:val="both"/>
+            </w:pPr>
+            <w:r>
+              <w:rPr>
+                <w:rFonts w:ascii="Adani" w:hAnsi="Adani" w:eastAsia="Adani" w:cs="Adani"/>
+                <w:b w:val="0"/>
+                <w:sz w:val="23"/>
+              </w:rPr>
+              <w:t>ADANI MINING PRIVATE LIMITED</w:t>
+            </w:r>
+          </w:p>
+        </w:tc>
+        <w:tc>
+          <w:tcPr>
+            <w:tcW w:type="dxa" w:w="2610"/>
+          </w:tcPr>
+          <w:p>
+            <w:pPr>
+              <w:spacing w:after="0"/>
+              <w:jc w:val="center"/>
+            </w:pPr>
+            <w:r>
+              <w:rPr>
+                <w:rFonts w:ascii="Adani" w:hAnsi="Adani" w:eastAsia="Adani" w:cs="Adani"/>
+                <w:b w:val="0"/>
+                <w:sz w:val="23"/>
+              </w:rPr>
+              <w:t>31/08/2007</w:t>
+            </w:r>
+          </w:p>
+        </w:tc>
+        <w:tc>
+          <w:tcPr>
+            <w:tcW w:type="dxa" w:w="2250"/>
+          </w:tcPr>
+          <w:p>
+            <w:pPr>
+              <w:spacing w:after="0"/>
+              <w:jc w:val="center"/>
+            </w:pPr>
+          </w:p>
+        </w:tc>
+      </w:tr>
+      <w:tr>
+        <w:tc>
+          <w:tcPr>
+            <w:tcW w:type="dxa" w:w="636"/>
+          </w:tcPr>
+          <w:p>
+            <w:pPr>
+              <w:spacing w:after="0"/>
+              <w:ind w:left="360"/>
+            </w:pPr>
+            <w:r>
+              <w:rPr>
+                <w:rFonts w:ascii="Adani" w:hAnsi="Adani" w:eastAsia="Adani" w:cs="Adani"/>
+                <w:b w:val="0"/>
+                <w:sz w:val="23"/>
+              </w:rPr>
+              <w:t>14</w:t>
             </w:r>
           </w:p>
         </w:tc>
@@ -951,7 +1293,7 @@
                 <w:b w:val="0"/>
                 <w:sz w:val="23"/>
               </w:rPr>
-              <w:t>10</w:t>
+              <w:t>15</w:t>
             </w:r>
           </w:p>
         </w:tc>
@@ -1021,7 +1363,7 @@
                 <w:b w:val="0"/>
                 <w:sz w:val="23"/>
               </w:rPr>
-              <w:t>11</w:t>
+              <w:t>16</w:t>
             </w:r>
           </w:p>
         </w:tc>
@@ -1091,7 +1433,7 @@
                 <w:b w:val="0"/>
                 <w:sz w:val="23"/>
               </w:rPr>
-              <w:t>12</w:t>
+              <w:t>17</w:t>
             </w:r>
           </w:p>
         </w:tc>
@@ -1130,6 +1472,76 @@
                 <w:sz w:val="23"/>
               </w:rPr>
               <w:t>26/05/1998</w:t>
+            </w:r>
+          </w:p>
+        </w:tc>
+        <w:tc>
+          <w:tcPr>
+            <w:tcW w:type="dxa" w:w="2250"/>
+          </w:tcPr>
+          <w:p>
+            <w:pPr>
+              <w:spacing w:after="0"/>
+              <w:jc w:val="center"/>
+            </w:pPr>
+          </w:p>
+        </w:tc>
+      </w:tr>
+      <w:tr>
+        <w:tc>
+          <w:tcPr>
+            <w:tcW w:type="dxa" w:w="636"/>
+          </w:tcPr>
+          <w:p>
+            <w:pPr>
+              <w:spacing w:after="0"/>
+              <w:ind w:left="360"/>
+            </w:pPr>
+            <w:r>
+              <w:rPr>
+                <w:rFonts w:ascii="Adani" w:hAnsi="Adani" w:eastAsia="Adani" w:cs="Adani"/>
+                <w:b w:val="0"/>
+                <w:sz w:val="23"/>
+              </w:rPr>
+              <w:t>18</w:t>
+            </w:r>
+          </w:p>
+        </w:tc>
+        <w:tc>
+          <w:tcPr>
+            <w:tcW w:type="dxa" w:w="3864"/>
+          </w:tcPr>
+          <w:p>
+            <w:pPr>
+              <w:spacing w:after="0"/>
+              <w:jc w:val="both"/>
+            </w:pPr>
+            <w:r>
+              <w:rPr>
+                <w:rFonts w:ascii="Adani" w:hAnsi="Adani" w:eastAsia="Adani" w:cs="Adani"/>
+                <w:b w:val="0"/>
+                <w:sz w:val="23"/>
+              </w:rPr>
+              <w:t>ADANI CHEMICALS LIMITED</w:t>
+            </w:r>
+          </w:p>
+        </w:tc>
+        <w:tc>
+          <w:tcPr>
+            <w:tcW w:type="dxa" w:w="2610"/>
+          </w:tcPr>
+          <w:p>
+            <w:pPr>
+              <w:spacing w:after="0"/>
+              <w:jc w:val="center"/>
+            </w:pPr>
+            <w:r>
+              <w:rPr>
+                <w:rFonts w:ascii="Adani" w:hAnsi="Adani" w:eastAsia="Adani" w:cs="Adani"/>
+                <w:b w:val="0"/>
+                <w:sz w:val="23"/>
+              </w:rPr>
+              <w:t>03/12/1992</w:t>
             </w:r>
           </w:p>
         </w:tc>
@@ -1201,7 +1613,7 @@
         </w:rPr>
         <w:t xml:space="preserve">Name           </w:t>
         <w:tab/>
-        <w:t xml:space="preserve">:  Rajesh Shantilal Adani</w:t>
+        <w:t xml:space="preserve">:  RAJESH SHANTILAL ADANI</w:t>
       </w:r>
     </w:p>
     <w:p>
@@ -1245,7 +1657,7 @@
           <w:b w:val="0"/>
           <w:sz w:val="23"/>
         </w:rPr>
-        <w:t xml:space="preserve">Date: 07th May, 2026</w:t>
+        <w:t xml:space="preserve">Date: 15th May, 2026</w:t>
         <w:tab/>
       </w:r>
     </w:p>

--- a/Backend/Director_Disclosure/Output_Disclosures/2024-25/ADANI_POWER_LIMITED/DIR-8/DIR8_Rajesh_Shantilal_Adani_00006322.docx
+++ b/Backend/Director_Disclosure/Output_Disclosures/2024-25/ADANI_POWER_LIMITED/DIR-8/DIR8_Rajesh_Shantilal_Adani_00006322.docx
@@ -1657,7 +1657,7 @@
           <w:b w:val="0"/>
           <w:sz w:val="23"/>
         </w:rPr>
-        <w:t xml:space="preserve">Date: 15th May, 2026</w:t>
+        <w:t xml:space="preserve">Date: 27th May, 2026</w:t>
         <w:tab/>
       </w:r>
     </w:p>

--- a/Backend/Director_Disclosure/Output_Disclosures/2024-25/ADANI_POWER_LIMITED/DIR-8/DIR8_Rajesh_Shantilal_Adani_00006322.docx
+++ b/Backend/Director_Disclosure/Output_Disclosures/2024-25/ADANI_POWER_LIMITED/DIR-8/DIR8_Rajesh_Shantilal_Adani_00006322.docx
@@ -340,7 +340,7 @@
                 <w:b w:val="0"/>
                 <w:sz w:val="23"/>
               </w:rPr>
-              <w:t>ADANI CEMENTS LIMITED</w:t>
+              <w:t>ADANI INFRA (INDIA) LIMITED</w:t>
             </w:r>
           </w:p>
         </w:tc>
@@ -353,6 +353,14 @@
               <w:spacing w:after="0"/>
               <w:jc w:val="center"/>
             </w:pPr>
+            <w:r>
+              <w:rPr>
+                <w:rFonts w:ascii="Adani" w:hAnsi="Adani" w:eastAsia="Adani" w:cs="Adani"/>
+                <w:b w:val="0"/>
+                <w:sz w:val="23"/>
+              </w:rPr>
+              <w:t>26/06/2025</w:t>
+            </w:r>
           </w:p>
         </w:tc>
         <w:tc>
@@ -472,76 +480,6 @@
                 <w:b w:val="0"/>
                 <w:sz w:val="23"/>
               </w:rPr>
-              <w:t>ADANI INFRA (INDIA) LIMITED</w:t>
-            </w:r>
-          </w:p>
-        </w:tc>
-        <w:tc>
-          <w:tcPr>
-            <w:tcW w:type="dxa" w:w="2610"/>
-          </w:tcPr>
-          <w:p>
-            <w:pPr>
-              <w:spacing w:after="0"/>
-              <w:jc w:val="center"/>
-            </w:pPr>
-            <w:r>
-              <w:rPr>
-                <w:rFonts w:ascii="Adani" w:hAnsi="Adani" w:eastAsia="Adani" w:cs="Adani"/>
-                <w:b w:val="0"/>
-                <w:sz w:val="23"/>
-              </w:rPr>
-              <w:t>19/12/2024</w:t>
-            </w:r>
-          </w:p>
-        </w:tc>
-        <w:tc>
-          <w:tcPr>
-            <w:tcW w:type="dxa" w:w="2250"/>
-          </w:tcPr>
-          <w:p>
-            <w:pPr>
-              <w:spacing w:after="0"/>
-              <w:jc w:val="center"/>
-            </w:pPr>
-          </w:p>
-        </w:tc>
-      </w:tr>
-      <w:tr>
-        <w:tc>
-          <w:tcPr>
-            <w:tcW w:type="dxa" w:w="636"/>
-          </w:tcPr>
-          <w:p>
-            <w:pPr>
-              <w:spacing w:after="0"/>
-              <w:ind w:left="360"/>
-            </w:pPr>
-            <w:r>
-              <w:rPr>
-                <w:rFonts w:ascii="Adani" w:hAnsi="Adani" w:eastAsia="Adani" w:cs="Adani"/>
-                <w:b w:val="0"/>
-                <w:sz w:val="23"/>
-              </w:rPr>
-              <w:t>4</w:t>
-            </w:r>
-          </w:p>
-        </w:tc>
-        <w:tc>
-          <w:tcPr>
-            <w:tcW w:type="dxa" w:w="3864"/>
-          </w:tcPr>
-          <w:p>
-            <w:pPr>
-              <w:spacing w:after="0"/>
-              <w:jc w:val="both"/>
-            </w:pPr>
-            <w:r>
-              <w:rPr>
-                <w:rFonts w:ascii="Adani" w:hAnsi="Adani" w:eastAsia="Adani" w:cs="Adani"/>
-                <w:b w:val="0"/>
-                <w:sz w:val="23"/>
-              </w:rPr>
               <w:t>KARNAVATI MUSEUM OF LEADERSHIP FOUNDATION</w:t>
             </w:r>
           </w:p>
@@ -593,7 +531,7 @@
                 <w:b w:val="0"/>
                 <w:sz w:val="23"/>
               </w:rPr>
-              <w:t>5</w:t>
+              <w:t>4</w:t>
             </w:r>
           </w:p>
         </w:tc>
@@ -632,6 +570,76 @@
                 <w:sz w:val="23"/>
               </w:rPr>
               <w:t>06/07/2022</w:t>
+            </w:r>
+          </w:p>
+        </w:tc>
+        <w:tc>
+          <w:tcPr>
+            <w:tcW w:type="dxa" w:w="2250"/>
+          </w:tcPr>
+          <w:p>
+            <w:pPr>
+              <w:spacing w:after="0"/>
+              <w:jc w:val="center"/>
+            </w:pPr>
+          </w:p>
+        </w:tc>
+      </w:tr>
+      <w:tr>
+        <w:tc>
+          <w:tcPr>
+            <w:tcW w:type="dxa" w:w="636"/>
+          </w:tcPr>
+          <w:p>
+            <w:pPr>
+              <w:spacing w:after="0"/>
+              <w:ind w:left="360"/>
+            </w:pPr>
+            <w:r>
+              <w:rPr>
+                <w:rFonts w:ascii="Adani" w:hAnsi="Adani" w:eastAsia="Adani" w:cs="Adani"/>
+                <w:b w:val="0"/>
+                <w:sz w:val="23"/>
+              </w:rPr>
+              <w:t>5</w:t>
+            </w:r>
+          </w:p>
+        </w:tc>
+        <w:tc>
+          <w:tcPr>
+            <w:tcW w:type="dxa" w:w="3864"/>
+          </w:tcPr>
+          <w:p>
+            <w:pPr>
+              <w:spacing w:after="0"/>
+              <w:jc w:val="both"/>
+            </w:pPr>
+            <w:r>
+              <w:rPr>
+                <w:rFonts w:ascii="Adani" w:hAnsi="Adani" w:eastAsia="Adani" w:cs="Adani"/>
+                <w:b w:val="0"/>
+                <w:sz w:val="23"/>
+              </w:rPr>
+              <w:t>ADANI POWER LIMITED</w:t>
+            </w:r>
+          </w:p>
+        </w:tc>
+        <w:tc>
+          <w:tcPr>
+            <w:tcW w:type="dxa" w:w="2610"/>
+          </w:tcPr>
+          <w:p>
+            <w:pPr>
+              <w:spacing w:after="0"/>
+              <w:jc w:val="center"/>
+            </w:pPr>
+            <w:r>
+              <w:rPr>
+                <w:rFonts w:ascii="Adani" w:hAnsi="Adani" w:eastAsia="Adani" w:cs="Adani"/>
+                <w:b w:val="0"/>
+                <w:sz w:val="23"/>
+              </w:rPr>
+              <w:t>10/07/2020</w:t>
             </w:r>
           </w:p>
         </w:tc>
@@ -1102,216 +1110,6 @@
                 <w:b w:val="0"/>
                 <w:sz w:val="23"/>
               </w:rPr>
-              <w:t>BARAMATI POWER PRIVATE LIMITED</w:t>
-            </w:r>
-          </w:p>
-        </w:tc>
-        <w:tc>
-          <w:tcPr>
-            <w:tcW w:type="dxa" w:w="2610"/>
-          </w:tcPr>
-          <w:p>
-            <w:pPr>
-              <w:spacing w:after="0"/>
-              <w:jc w:val="center"/>
-            </w:pPr>
-            <w:r>
-              <w:rPr>
-                <w:rFonts w:ascii="Adani" w:hAnsi="Adani" w:eastAsia="Adani" w:cs="Adani"/>
-                <w:b w:val="0"/>
-                <w:sz w:val="23"/>
-              </w:rPr>
-              <w:t>21/10/2008</w:t>
-            </w:r>
-          </w:p>
-        </w:tc>
-        <w:tc>
-          <w:tcPr>
-            <w:tcW w:type="dxa" w:w="2250"/>
-          </w:tcPr>
-          <w:p>
-            <w:pPr>
-              <w:spacing w:after="0"/>
-              <w:jc w:val="center"/>
-            </w:pPr>
-          </w:p>
-        </w:tc>
-      </w:tr>
-      <w:tr>
-        <w:tc>
-          <w:tcPr>
-            <w:tcW w:type="dxa" w:w="636"/>
-          </w:tcPr>
-          <w:p>
-            <w:pPr>
-              <w:spacing w:after="0"/>
-              <w:ind w:left="360"/>
-            </w:pPr>
-            <w:r>
-              <w:rPr>
-                <w:rFonts w:ascii="Adani" w:hAnsi="Adani" w:eastAsia="Adani" w:cs="Adani"/>
-                <w:b w:val="0"/>
-                <w:sz w:val="23"/>
-              </w:rPr>
-              <w:t>13</w:t>
-            </w:r>
-          </w:p>
-        </w:tc>
-        <w:tc>
-          <w:tcPr>
-            <w:tcW w:type="dxa" w:w="3864"/>
-          </w:tcPr>
-          <w:p>
-            <w:pPr>
-              <w:spacing w:after="0"/>
-              <w:jc w:val="both"/>
-            </w:pPr>
-            <w:r>
-              <w:rPr>
-                <w:rFonts w:ascii="Adani" w:hAnsi="Adani" w:eastAsia="Adani" w:cs="Adani"/>
-                <w:b w:val="0"/>
-                <w:sz w:val="23"/>
-              </w:rPr>
-              <w:t>ADANI MINING PRIVATE LIMITED</w:t>
-            </w:r>
-          </w:p>
-        </w:tc>
-        <w:tc>
-          <w:tcPr>
-            <w:tcW w:type="dxa" w:w="2610"/>
-          </w:tcPr>
-          <w:p>
-            <w:pPr>
-              <w:spacing w:after="0"/>
-              <w:jc w:val="center"/>
-            </w:pPr>
-            <w:r>
-              <w:rPr>
-                <w:rFonts w:ascii="Adani" w:hAnsi="Adani" w:eastAsia="Adani" w:cs="Adani"/>
-                <w:b w:val="0"/>
-                <w:sz w:val="23"/>
-              </w:rPr>
-              <w:t>31/08/2007</w:t>
-            </w:r>
-          </w:p>
-        </w:tc>
-        <w:tc>
-          <w:tcPr>
-            <w:tcW w:type="dxa" w:w="2250"/>
-          </w:tcPr>
-          <w:p>
-            <w:pPr>
-              <w:spacing w:after="0"/>
-              <w:jc w:val="center"/>
-            </w:pPr>
-          </w:p>
-        </w:tc>
-      </w:tr>
-      <w:tr>
-        <w:tc>
-          <w:tcPr>
-            <w:tcW w:type="dxa" w:w="636"/>
-          </w:tcPr>
-          <w:p>
-            <w:pPr>
-              <w:spacing w:after="0"/>
-              <w:ind w:left="360"/>
-            </w:pPr>
-            <w:r>
-              <w:rPr>
-                <w:rFonts w:ascii="Adani" w:hAnsi="Adani" w:eastAsia="Adani" w:cs="Adani"/>
-                <w:b w:val="0"/>
-                <w:sz w:val="23"/>
-              </w:rPr>
-              <w:t>14</w:t>
-            </w:r>
-          </w:p>
-        </w:tc>
-        <w:tc>
-          <w:tcPr>
-            <w:tcW w:type="dxa" w:w="3864"/>
-          </w:tcPr>
-          <w:p>
-            <w:pPr>
-              <w:spacing w:after="0"/>
-              <w:jc w:val="both"/>
-            </w:pPr>
-            <w:r>
-              <w:rPr>
-                <w:rFonts w:ascii="Adani" w:hAnsi="Adani" w:eastAsia="Adani" w:cs="Adani"/>
-                <w:b w:val="0"/>
-                <w:sz w:val="23"/>
-              </w:rPr>
-              <w:t>ADANI POWER LIMITED</w:t>
-            </w:r>
-          </w:p>
-        </w:tc>
-        <w:tc>
-          <w:tcPr>
-            <w:tcW w:type="dxa" w:w="2610"/>
-          </w:tcPr>
-          <w:p>
-            <w:pPr>
-              <w:spacing w:after="0"/>
-              <w:jc w:val="center"/>
-            </w:pPr>
-            <w:r>
-              <w:rPr>
-                <w:rFonts w:ascii="Adani" w:hAnsi="Adani" w:eastAsia="Adani" w:cs="Adani"/>
-                <w:b w:val="0"/>
-                <w:sz w:val="23"/>
-              </w:rPr>
-              <w:t>12/06/2007</w:t>
-            </w:r>
-          </w:p>
-        </w:tc>
-        <w:tc>
-          <w:tcPr>
-            <w:tcW w:type="dxa" w:w="2250"/>
-          </w:tcPr>
-          <w:p>
-            <w:pPr>
-              <w:spacing w:after="0"/>
-              <w:jc w:val="center"/>
-            </w:pPr>
-          </w:p>
-        </w:tc>
-      </w:tr>
-      <w:tr>
-        <w:tc>
-          <w:tcPr>
-            <w:tcW w:type="dxa" w:w="636"/>
-          </w:tcPr>
-          <w:p>
-            <w:pPr>
-              <w:spacing w:after="0"/>
-              <w:ind w:left="360"/>
-            </w:pPr>
-            <w:r>
-              <w:rPr>
-                <w:rFonts w:ascii="Adani" w:hAnsi="Adani" w:eastAsia="Adani" w:cs="Adani"/>
-                <w:b w:val="0"/>
-                <w:sz w:val="23"/>
-              </w:rPr>
-              <w:t>15</w:t>
-            </w:r>
-          </w:p>
-        </w:tc>
-        <w:tc>
-          <w:tcPr>
-            <w:tcW w:type="dxa" w:w="3864"/>
-          </w:tcPr>
-          <w:p>
-            <w:pPr>
-              <w:spacing w:after="0"/>
-              <w:jc w:val="both"/>
-            </w:pPr>
-            <w:r>
-              <w:rPr>
-                <w:rFonts w:ascii="Adani" w:hAnsi="Adani" w:eastAsia="Adani" w:cs="Adani"/>
-                <w:b w:val="0"/>
-                <w:sz w:val="23"/>
-              </w:rPr>
               <w:t>ADANI WELSPUN EXPLORATION LIMITED</w:t>
             </w:r>
           </w:p>
@@ -1363,7 +1161,7 @@
                 <w:b w:val="0"/>
                 <w:sz w:val="23"/>
               </w:rPr>
-              <w:t>16</w:t>
+              <w:t>13</w:t>
             </w:r>
           </w:p>
         </w:tc>
@@ -1433,7 +1231,7 @@
                 <w:b w:val="0"/>
                 <w:sz w:val="23"/>
               </w:rPr>
-              <w:t>17</w:t>
+              <w:t>14</w:t>
             </w:r>
           </w:p>
         </w:tc>
@@ -1472,76 +1270,6 @@
                 <w:sz w:val="23"/>
               </w:rPr>
               <w:t>26/05/1998</w:t>
-            </w:r>
-          </w:p>
-        </w:tc>
-        <w:tc>
-          <w:tcPr>
-            <w:tcW w:type="dxa" w:w="2250"/>
-          </w:tcPr>
-          <w:p>
-            <w:pPr>
-              <w:spacing w:after="0"/>
-              <w:jc w:val="center"/>
-            </w:pPr>
-          </w:p>
-        </w:tc>
-      </w:tr>
-      <w:tr>
-        <w:tc>
-          <w:tcPr>
-            <w:tcW w:type="dxa" w:w="636"/>
-          </w:tcPr>
-          <w:p>
-            <w:pPr>
-              <w:spacing w:after="0"/>
-              <w:ind w:left="360"/>
-            </w:pPr>
-            <w:r>
-              <w:rPr>
-                <w:rFonts w:ascii="Adani" w:hAnsi="Adani" w:eastAsia="Adani" w:cs="Adani"/>
-                <w:b w:val="0"/>
-                <w:sz w:val="23"/>
-              </w:rPr>
-              <w:t>18</w:t>
-            </w:r>
-          </w:p>
-        </w:tc>
-        <w:tc>
-          <w:tcPr>
-            <w:tcW w:type="dxa" w:w="3864"/>
-          </w:tcPr>
-          <w:p>
-            <w:pPr>
-              <w:spacing w:after="0"/>
-              <w:jc w:val="both"/>
-            </w:pPr>
-            <w:r>
-              <w:rPr>
-                <w:rFonts w:ascii="Adani" w:hAnsi="Adani" w:eastAsia="Adani" w:cs="Adani"/>
-                <w:b w:val="0"/>
-                <w:sz w:val="23"/>
-              </w:rPr>
-              <w:t>ADANI CHEMICALS LIMITED</w:t>
-            </w:r>
-          </w:p>
-        </w:tc>
-        <w:tc>
-          <w:tcPr>
-            <w:tcW w:type="dxa" w:w="2610"/>
-          </w:tcPr>
-          <w:p>
-            <w:pPr>
-              <w:spacing w:after="0"/>
-              <w:jc w:val="center"/>
-            </w:pPr>
-            <w:r>
-              <w:rPr>
-                <w:rFonts w:ascii="Adani" w:hAnsi="Adani" w:eastAsia="Adani" w:cs="Adani"/>
-                <w:b w:val="0"/>
-                <w:sz w:val="23"/>
-              </w:rPr>
-              <w:t>03/12/1992</w:t>
             </w:r>
           </w:p>
         </w:tc>
@@ -1657,7 +1385,7 @@
           <w:b w:val="0"/>
           <w:sz w:val="23"/>
         </w:rPr>
-        <w:t xml:space="preserve">Date: 27th May, 2026</w:t>
+        <w:t xml:space="preserve">Date: 08th June, 2026</w:t>
         <w:tab/>
       </w:r>
     </w:p>
